--- a/docs/modulos_tecnicos/10_Catalogo_Controles_Seguridad_OWASP.docx
+++ b/docs/modulos_tecnicos/10_Catalogo_Controles_Seguridad_OWASP.docx
@@ -4,7 +4,6 @@
   <w:body>
     <w:p>
       <w:pPr>
-        <w:keepNext/>
         <w:spacing w:before="320" w:after="120"/>
       </w:pPr>
       <w:r>
@@ -19,8 +18,7 @@
     </w:p>
     <w:p>
       <w:pPr>
-        <w:keepNext/>
-        <w:spacing w:before="280" w:after="80"/>
+        <w:spacing w:before="240" w:after="80"/>
       </w:pPr>
       <w:r>
         <w:rPr>
@@ -34,8 +32,7 @@
     </w:p>
     <w:p>
       <w:pPr>
-        <w:keepNext/>
-        <w:spacing w:before="200" w:after="40"/>
+        <w:spacing w:before="160" w:after="40"/>
       </w:pPr>
       <w:r>
         <w:rPr>
@@ -60,31 +57,16 @@
         <w:gridCol w:w="2340"/>
       </w:tblGrid>
       <w:tr>
-        <w:trPr>
-          <w:trHeight w:val="280"/>
-        </w:trPr>
         <w:tc>
           <w:tcPr>
             <w:tcW w:type="dxa" w:w="2340"/>
-            <w:vAlign w:val="center"/>
-            <w:tcMar>
-              <w:top w:w="120" w:type="dxa"/>
-              <w:bottom w:w="120" w:type="dxa"/>
-              <w:left w:w="150" w:type="dxa"/>
-              <w:right w:w="150" w:type="dxa"/>
-            </w:tcMar>
             <w:shd w:fill="0F172A"/>
           </w:tcPr>
           <w:p>
-            <w:pPr>
-              <w:spacing w:before="0" w:after="0" w:line="276" w:lineRule="auto"/>
-            </w:pPr>
             <w:r>
               <w:rPr>
-                <w:rFonts w:ascii="Calibri" w:hAnsi="Calibri"/>
                 <w:b/>
                 <w:color w:val="FFFFFF"/>
-                <w:sz w:val="20"/>
               </w:rPr>
               <w:t>Código OWASP</w:t>
             </w:r>
@@ -93,25 +75,13 @@
         <w:tc>
           <w:tcPr>
             <w:tcW w:type="dxa" w:w="2340"/>
-            <w:vAlign w:val="center"/>
-            <w:tcMar>
-              <w:top w:w="120" w:type="dxa"/>
-              <w:bottom w:w="120" w:type="dxa"/>
-              <w:left w:w="150" w:type="dxa"/>
-              <w:right w:w="150" w:type="dxa"/>
-            </w:tcMar>
             <w:shd w:fill="0F172A"/>
           </w:tcPr>
           <w:p>
-            <w:pPr>
-              <w:spacing w:before="0" w:after="0" w:line="276" w:lineRule="auto"/>
-            </w:pPr>
             <w:r>
               <w:rPr>
-                <w:rFonts w:ascii="Calibri" w:hAnsi="Calibri"/>
                 <w:b/>
                 <w:color w:val="FFFFFF"/>
-                <w:sz w:val="20"/>
               </w:rPr>
               <w:t>Categoría de Vulnerabilidad</w:t>
             </w:r>
@@ -120,25 +90,13 @@
         <w:tc>
           <w:tcPr>
             <w:tcW w:type="dxa" w:w="2340"/>
-            <w:vAlign w:val="center"/>
-            <w:tcMar>
-              <w:top w:w="120" w:type="dxa"/>
-              <w:bottom w:w="120" w:type="dxa"/>
-              <w:left w:w="150" w:type="dxa"/>
-              <w:right w:w="150" w:type="dxa"/>
-            </w:tcMar>
             <w:shd w:fill="0F172A"/>
           </w:tcPr>
           <w:p>
-            <w:pPr>
-              <w:spacing w:before="0" w:after="0" w:line="276" w:lineRule="auto"/>
-            </w:pPr>
             <w:r>
               <w:rPr>
-                <w:rFonts w:ascii="Calibri" w:hAnsi="Calibri"/>
                 <w:b/>
                 <w:color w:val="FFFFFF"/>
-                <w:sz w:val="20"/>
               </w:rPr>
               <w:t>Control Implementado en Leofit</w:t>
             </w:r>
@@ -147,25 +105,13 @@
         <w:tc>
           <w:tcPr>
             <w:tcW w:type="dxa" w:w="2340"/>
-            <w:vAlign w:val="center"/>
-            <w:tcMar>
-              <w:top w:w="120" w:type="dxa"/>
-              <w:bottom w:w="120" w:type="dxa"/>
-              <w:left w:w="150" w:type="dxa"/>
-              <w:right w:w="150" w:type="dxa"/>
-            </w:tcMar>
             <w:shd w:fill="0F172A"/>
           </w:tcPr>
           <w:p>
-            <w:pPr>
-              <w:spacing w:before="0" w:after="0" w:line="276" w:lineRule="auto"/>
-            </w:pPr>
             <w:r>
               <w:rPr>
-                <w:rFonts w:ascii="Calibri" w:hAnsi="Calibri"/>
                 <w:b/>
                 <w:color w:val="FFFFFF"/>
-                <w:sz w:val="20"/>
               </w:rPr>
               <w:t>Componente / Archivo de Implementación</w:t>
             </w:r>
@@ -173,1066 +119,342 @@
         </w:tc>
       </w:tr>
       <w:tr>
-        <w:trPr>
-          <w:trHeight w:val="280"/>
-        </w:trPr>
         <w:tc>
           <w:tcPr>
             <w:tcW w:type="dxa" w:w="2340"/>
-            <w:vAlign w:val="center"/>
-            <w:tcMar>
-              <w:top w:w="120" w:type="dxa"/>
-              <w:bottom w:w="120" w:type="dxa"/>
-              <w:left w:w="150" w:type="dxa"/>
-              <w:right w:w="150" w:type="dxa"/>
-            </w:tcMar>
             <w:shd w:fill="F8FAFC"/>
           </w:tcPr>
           <w:p>
-            <w:pPr>
-              <w:spacing w:before="0" w:after="0" w:line="276" w:lineRule="auto"/>
-            </w:pPr>
             <w:r>
-              <w:rPr>
-                <w:rFonts w:ascii="Calibri" w:hAnsi="Calibri"/>
-                <w:b/>
-                <w:color w:val="1E293B"/>
-                <w:sz w:val="19"/>
-              </w:rPr>
-              <w:t>A01:2021</w:t>
+              <w:t>**A01:2021**</w:t>
             </w:r>
           </w:p>
         </w:tc>
         <w:tc>
           <w:tcPr>
             <w:tcW w:type="dxa" w:w="2340"/>
-            <w:vAlign w:val="center"/>
-            <w:tcMar>
-              <w:top w:w="120" w:type="dxa"/>
-              <w:bottom w:w="120" w:type="dxa"/>
-              <w:left w:w="150" w:type="dxa"/>
-              <w:right w:w="150" w:type="dxa"/>
-            </w:tcMar>
             <w:shd w:fill="F8FAFC"/>
           </w:tcPr>
           <w:p>
-            <w:pPr>
-              <w:spacing w:before="0" w:after="0" w:line="276" w:lineRule="auto"/>
-            </w:pPr>
             <w:r>
-              <w:rPr>
-                <w:rFonts w:ascii="Calibri" w:hAnsi="Calibri"/>
-                <w:b/>
-                <w:color w:val="1E293B"/>
-                <w:sz w:val="19"/>
-              </w:rPr>
-              <w:t>Broken Access Control</w:t>
-            </w:r>
-            <w:r>
-              <w:rPr>
-                <w:rFonts w:ascii="Calibri" w:hAnsi="Calibri"/>
-                <w:color w:val="1E293B"/>
-                <w:sz w:val="19"/>
-              </w:rPr>
-              <w:t xml:space="preserve"> (Pérdida de Control de Acceso)</w:t>
+              <w:t>**Broken Access Control** (Pérdida de Control de Acceso)</w:t>
             </w:r>
           </w:p>
         </w:tc>
         <w:tc>
           <w:tcPr>
             <w:tcW w:type="dxa" w:w="2340"/>
-            <w:vAlign w:val="center"/>
-            <w:tcMar>
-              <w:top w:w="120" w:type="dxa"/>
-              <w:bottom w:w="120" w:type="dxa"/>
-              <w:left w:w="150" w:type="dxa"/>
-              <w:right w:w="150" w:type="dxa"/>
-            </w:tcMar>
             <w:shd w:fill="F8FAFC"/>
           </w:tcPr>
           <w:p>
-            <w:pPr>
-              <w:spacing w:before="0" w:after="0" w:line="276" w:lineRule="auto"/>
-            </w:pPr>
             <w:r>
-              <w:rPr>
-                <w:rFonts w:ascii="Calibri" w:hAnsi="Calibri"/>
-                <w:color w:val="1E293B"/>
-                <w:sz w:val="19"/>
-              </w:rPr>
-              <w:t>Middleware de verificación de roles RBAC estricto (</w:t>
-            </w:r>
-            <w:r>
-              <w:rPr>
-                <w:rFonts w:ascii="Consolas" w:hAnsi="Consolas"/>
-                <w:color w:val="C2410C"/>
-                <w:sz w:val="19"/>
-              </w:rPr>
-              <w:t>requireRole('ADMIN')</w:t>
-            </w:r>
-            <w:r>
-              <w:rPr>
-                <w:rFonts w:ascii="Calibri" w:hAnsi="Calibri"/>
-                <w:color w:val="1E293B"/>
-                <w:sz w:val="19"/>
-              </w:rPr>
-              <w:t>) en rutas mutables de pedidos, stock y usuarios.</w:t>
+              <w:t>Middleware de verificación de roles RBAC estricto (`requireRole('ADMIN')`) en rutas mutables de pedidos, stock y usuarios.</w:t>
             </w:r>
           </w:p>
         </w:tc>
         <w:tc>
           <w:tcPr>
             <w:tcW w:type="dxa" w:w="2340"/>
-            <w:vAlign w:val="center"/>
-            <w:tcMar>
-              <w:top w:w="120" w:type="dxa"/>
-              <w:bottom w:w="120" w:type="dxa"/>
-              <w:left w:w="150" w:type="dxa"/>
-              <w:right w:w="150" w:type="dxa"/>
-            </w:tcMar>
             <w:shd w:fill="F8FAFC"/>
           </w:tcPr>
           <w:p>
-            <w:pPr>
-              <w:spacing w:before="0" w:after="0" w:line="276" w:lineRule="auto"/>
-            </w:pPr>
             <w:r>
-              <w:rPr>
-                <w:rFonts w:ascii="Consolas" w:hAnsi="Consolas"/>
-                <w:color w:val="C2410C"/>
-                <w:sz w:val="19"/>
-              </w:rPr>
-              <w:t>backend/src/middlewares/role.middleware.ts</w:t>
+              <w:t>`backend/src/middlewares/role.middleware.ts`</w:t>
             </w:r>
           </w:p>
         </w:tc>
       </w:tr>
       <w:tr>
-        <w:trPr>
-          <w:trHeight w:val="280"/>
-        </w:trPr>
         <w:tc>
           <w:tcPr>
             <w:tcW w:type="dxa" w:w="2340"/>
-            <w:vAlign w:val="center"/>
-            <w:tcMar>
-              <w:top w:w="120" w:type="dxa"/>
-              <w:bottom w:w="120" w:type="dxa"/>
-              <w:left w:w="150" w:type="dxa"/>
-              <w:right w:w="150" w:type="dxa"/>
-            </w:tcMar>
           </w:tcPr>
           <w:p>
-            <w:pPr>
-              <w:spacing w:before="0" w:after="0" w:line="276" w:lineRule="auto"/>
-            </w:pPr>
             <w:r>
-              <w:rPr>
-                <w:rFonts w:ascii="Calibri" w:hAnsi="Calibri"/>
-                <w:b/>
-                <w:color w:val="1E293B"/>
-                <w:sz w:val="19"/>
-              </w:rPr>
-              <w:t>A02:2021</w:t>
+              <w:t>**A02:2021**</w:t>
             </w:r>
           </w:p>
         </w:tc>
         <w:tc>
           <w:tcPr>
             <w:tcW w:type="dxa" w:w="2340"/>
-            <w:vAlign w:val="center"/>
-            <w:tcMar>
-              <w:top w:w="120" w:type="dxa"/>
-              <w:bottom w:w="120" w:type="dxa"/>
-              <w:left w:w="150" w:type="dxa"/>
-              <w:right w:w="150" w:type="dxa"/>
-            </w:tcMar>
           </w:tcPr>
           <w:p>
-            <w:pPr>
-              <w:spacing w:before="0" w:after="0" w:line="276" w:lineRule="auto"/>
-            </w:pPr>
             <w:r>
-              <w:rPr>
-                <w:rFonts w:ascii="Calibri" w:hAnsi="Calibri"/>
-                <w:b/>
-                <w:color w:val="1E293B"/>
-                <w:sz w:val="19"/>
-              </w:rPr>
-              <w:t>Cryptographic Failures</w:t>
-            </w:r>
-            <w:r>
-              <w:rPr>
-                <w:rFonts w:ascii="Calibri" w:hAnsi="Calibri"/>
-                <w:color w:val="1E293B"/>
-                <w:sz w:val="19"/>
-              </w:rPr>
-              <w:t xml:space="preserve"> (Fallas Criptográficas)</w:t>
+              <w:t>**Cryptographic Failures** (Fallas Criptográficas)</w:t>
             </w:r>
           </w:p>
         </w:tc>
         <w:tc>
           <w:tcPr>
             <w:tcW w:type="dxa" w:w="2340"/>
-            <w:vAlign w:val="center"/>
-            <w:tcMar>
-              <w:top w:w="120" w:type="dxa"/>
-              <w:bottom w:w="120" w:type="dxa"/>
-              <w:left w:w="150" w:type="dxa"/>
-              <w:right w:w="150" w:type="dxa"/>
-            </w:tcMar>
           </w:tcPr>
           <w:p>
-            <w:pPr>
-              <w:spacing w:before="0" w:after="0" w:line="276" w:lineRule="auto"/>
-            </w:pPr>
             <w:r>
-              <w:rPr>
-                <w:rFonts w:ascii="Calibri" w:hAnsi="Calibri"/>
-                <w:color w:val="1E293B"/>
-                <w:sz w:val="19"/>
-              </w:rPr>
-              <w:t xml:space="preserve">Cifrado unidireccional de contraseñas con </w:t>
-            </w:r>
-            <w:r>
-              <w:rPr>
-                <w:rFonts w:ascii="Consolas" w:hAnsi="Consolas"/>
-                <w:color w:val="C2410C"/>
-                <w:sz w:val="19"/>
-              </w:rPr>
-              <w:t>bcrypt</w:t>
-            </w:r>
-            <w:r>
-              <w:rPr>
-                <w:rFonts w:ascii="Calibri" w:hAnsi="Calibri"/>
-                <w:color w:val="1E293B"/>
-                <w:sz w:val="19"/>
-              </w:rPr>
-              <w:t xml:space="preserve"> (10 rondas de salt). Transmisión 100% cifrada bajo TLS 1.3 (HTTPS) y tokens JWT con firma HMAC-SHA256.</w:t>
+              <w:t>Cifrado unidireccional de contraseñas con `bcrypt` (10 rondas de salt). Transmisión 100% cifrada bajo TLS 1.3 (HTTPS) y tokens JWT con firma HMAC-SHA256.</w:t>
             </w:r>
           </w:p>
         </w:tc>
         <w:tc>
           <w:tcPr>
             <w:tcW w:type="dxa" w:w="2340"/>
-            <w:vAlign w:val="center"/>
-            <w:tcMar>
-              <w:top w:w="120" w:type="dxa"/>
-              <w:bottom w:w="120" w:type="dxa"/>
-              <w:left w:w="150" w:type="dxa"/>
-              <w:right w:w="150" w:type="dxa"/>
-            </w:tcMar>
           </w:tcPr>
           <w:p>
-            <w:pPr>
-              <w:spacing w:before="0" w:after="0" w:line="276" w:lineRule="auto"/>
-            </w:pPr>
             <w:r>
-              <w:rPr>
-                <w:rFonts w:ascii="Consolas" w:hAnsi="Consolas"/>
-                <w:color w:val="C2410C"/>
-                <w:sz w:val="19"/>
-              </w:rPr>
-              <w:t>backend/src/infrastructure/security/</w:t>
+              <w:t>`backend/src/infrastructure/security/`</w:t>
             </w:r>
           </w:p>
         </w:tc>
       </w:tr>
       <w:tr>
-        <w:trPr>
-          <w:trHeight w:val="280"/>
-        </w:trPr>
         <w:tc>
           <w:tcPr>
             <w:tcW w:type="dxa" w:w="2340"/>
-            <w:vAlign w:val="center"/>
-            <w:tcMar>
-              <w:top w:w="120" w:type="dxa"/>
-              <w:bottom w:w="120" w:type="dxa"/>
-              <w:left w:w="150" w:type="dxa"/>
-              <w:right w:w="150" w:type="dxa"/>
-            </w:tcMar>
             <w:shd w:fill="F8FAFC"/>
           </w:tcPr>
           <w:p>
-            <w:pPr>
-              <w:spacing w:before="0" w:after="0" w:line="276" w:lineRule="auto"/>
-            </w:pPr>
             <w:r>
-              <w:rPr>
-                <w:rFonts w:ascii="Calibri" w:hAnsi="Calibri"/>
-                <w:b/>
-                <w:color w:val="1E293B"/>
-                <w:sz w:val="19"/>
-              </w:rPr>
-              <w:t>A03:2021</w:t>
+              <w:t>**A03:2021**</w:t>
             </w:r>
           </w:p>
         </w:tc>
         <w:tc>
           <w:tcPr>
             <w:tcW w:type="dxa" w:w="2340"/>
-            <w:vAlign w:val="center"/>
-            <w:tcMar>
-              <w:top w:w="120" w:type="dxa"/>
-              <w:bottom w:w="120" w:type="dxa"/>
-              <w:left w:w="150" w:type="dxa"/>
-              <w:right w:w="150" w:type="dxa"/>
-            </w:tcMar>
             <w:shd w:fill="F8FAFC"/>
           </w:tcPr>
           <w:p>
-            <w:pPr>
-              <w:spacing w:before="0" w:after="0" w:line="276" w:lineRule="auto"/>
-            </w:pPr>
             <w:r>
-              <w:rPr>
-                <w:rFonts w:ascii="Calibri" w:hAnsi="Calibri"/>
-                <w:b/>
-                <w:color w:val="1E293B"/>
-                <w:sz w:val="19"/>
-              </w:rPr>
-              <w:t>Injection</w:t>
-            </w:r>
-            <w:r>
-              <w:rPr>
-                <w:rFonts w:ascii="Calibri" w:hAnsi="Calibri"/>
-                <w:color w:val="1E293B"/>
-                <w:sz w:val="19"/>
-              </w:rPr>
-              <w:t xml:space="preserve"> (Inyecciones SQL / Command)</w:t>
+              <w:t>**Injection** (Inyecciones SQL / Command)</w:t>
             </w:r>
           </w:p>
         </w:tc>
         <w:tc>
           <w:tcPr>
             <w:tcW w:type="dxa" w:w="2340"/>
-            <w:vAlign w:val="center"/>
-            <w:tcMar>
-              <w:top w:w="120" w:type="dxa"/>
-              <w:bottom w:w="120" w:type="dxa"/>
-              <w:left w:w="150" w:type="dxa"/>
-              <w:right w:w="150" w:type="dxa"/>
-            </w:tcMar>
             <w:shd w:fill="F8FAFC"/>
           </w:tcPr>
           <w:p>
-            <w:pPr>
-              <w:spacing w:before="0" w:after="0" w:line="276" w:lineRule="auto"/>
-            </w:pPr>
             <w:r>
-              <w:rPr>
-                <w:rFonts w:ascii="Calibri" w:hAnsi="Calibri"/>
-                <w:color w:val="1E293B"/>
-                <w:sz w:val="19"/>
-              </w:rPr>
-              <w:t xml:space="preserve">Uso estricto del Patrón Repositorio con consultas parametrizadas </w:t>
-            </w:r>
-            <w:r>
-              <w:rPr>
-                <w:rFonts w:ascii="Consolas" w:hAnsi="Consolas"/>
-                <w:color w:val="C2410C"/>
-                <w:sz w:val="19"/>
-              </w:rPr>
-              <w:t>$1, $2, ...</w:t>
-            </w:r>
-            <w:r>
-              <w:rPr>
-                <w:rFonts w:ascii="Calibri" w:hAnsi="Calibri"/>
-                <w:color w:val="1E293B"/>
-                <w:sz w:val="19"/>
-              </w:rPr>
-              <w:t xml:space="preserve"> en </w:t>
-            </w:r>
-            <w:r>
-              <w:rPr>
-                <w:rFonts w:ascii="Consolas" w:hAnsi="Consolas"/>
-                <w:color w:val="C2410C"/>
-                <w:sz w:val="19"/>
-              </w:rPr>
-              <w:t>pg</w:t>
-            </w:r>
-            <w:r>
-              <w:rPr>
-                <w:rFonts w:ascii="Calibri" w:hAnsi="Calibri"/>
-                <w:color w:val="1E293B"/>
-                <w:sz w:val="19"/>
-              </w:rPr>
-              <w:t xml:space="preserve"> (evita concatenación directa de strings) y validación de esquemas Zod.</w:t>
+              <w:t>Uso estricto del Patrón Repositorio con consultas parametrizadas `$1, $2, ...` en `pg` (evita concatenación directa de strings) y validación de esquemas Zod.</w:t>
             </w:r>
           </w:p>
         </w:tc>
         <w:tc>
           <w:tcPr>
             <w:tcW w:type="dxa" w:w="2340"/>
-            <w:vAlign w:val="center"/>
-            <w:tcMar>
-              <w:top w:w="120" w:type="dxa"/>
-              <w:bottom w:w="120" w:type="dxa"/>
-              <w:left w:w="150" w:type="dxa"/>
-              <w:right w:w="150" w:type="dxa"/>
-            </w:tcMar>
             <w:shd w:fill="F8FAFC"/>
           </w:tcPr>
           <w:p>
-            <w:pPr>
-              <w:spacing w:before="0" w:after="0" w:line="276" w:lineRule="auto"/>
-            </w:pPr>
             <w:r>
-              <w:rPr>
-                <w:rFonts w:ascii="Consolas" w:hAnsi="Consolas"/>
-                <w:color w:val="C2410C"/>
-                <w:sz w:val="19"/>
-              </w:rPr>
-              <w:t>backend/src/infrastructure/repositories/pg.repositories.ts</w:t>
+              <w:t>`backend/src/infrastructure/repositories/pg.repositories.ts`</w:t>
             </w:r>
           </w:p>
         </w:tc>
       </w:tr>
       <w:tr>
-        <w:trPr>
-          <w:trHeight w:val="280"/>
-        </w:trPr>
         <w:tc>
           <w:tcPr>
             <w:tcW w:type="dxa" w:w="2340"/>
-            <w:vAlign w:val="center"/>
-            <w:tcMar>
-              <w:top w:w="120" w:type="dxa"/>
-              <w:bottom w:w="120" w:type="dxa"/>
-              <w:left w:w="150" w:type="dxa"/>
-              <w:right w:w="150" w:type="dxa"/>
-            </w:tcMar>
           </w:tcPr>
           <w:p>
-            <w:pPr>
-              <w:spacing w:before="0" w:after="0" w:line="276" w:lineRule="auto"/>
-            </w:pPr>
             <w:r>
-              <w:rPr>
-                <w:rFonts w:ascii="Calibri" w:hAnsi="Calibri"/>
-                <w:b/>
-                <w:color w:val="1E293B"/>
-                <w:sz w:val="19"/>
-              </w:rPr>
-              <w:t>A04:2021</w:t>
+              <w:t>**A04:2021**</w:t>
             </w:r>
           </w:p>
         </w:tc>
         <w:tc>
           <w:tcPr>
             <w:tcW w:type="dxa" w:w="2340"/>
-            <w:vAlign w:val="center"/>
-            <w:tcMar>
-              <w:top w:w="120" w:type="dxa"/>
-              <w:bottom w:w="120" w:type="dxa"/>
-              <w:left w:w="150" w:type="dxa"/>
-              <w:right w:w="150" w:type="dxa"/>
-            </w:tcMar>
           </w:tcPr>
           <w:p>
-            <w:pPr>
-              <w:spacing w:before="0" w:after="0" w:line="276" w:lineRule="auto"/>
-            </w:pPr>
             <w:r>
-              <w:rPr>
-                <w:rFonts w:ascii="Calibri" w:hAnsi="Calibri"/>
-                <w:b/>
-                <w:color w:val="1E293B"/>
-                <w:sz w:val="19"/>
-              </w:rPr>
-              <w:t>Insecure Design</w:t>
-            </w:r>
-            <w:r>
-              <w:rPr>
-                <w:rFonts w:ascii="Calibri" w:hAnsi="Calibri"/>
-                <w:color w:val="1E293B"/>
-                <w:sz w:val="19"/>
-              </w:rPr>
-              <w:t xml:space="preserve"> (Diseño Inseguro)</w:t>
+              <w:t>**Insecure Design** (Diseño Inseguro)</w:t>
             </w:r>
           </w:p>
         </w:tc>
         <w:tc>
           <w:tcPr>
             <w:tcW w:type="dxa" w:w="2340"/>
-            <w:vAlign w:val="center"/>
-            <w:tcMar>
-              <w:top w:w="120" w:type="dxa"/>
-              <w:bottom w:w="120" w:type="dxa"/>
-              <w:left w:w="150" w:type="dxa"/>
-              <w:right w:w="150" w:type="dxa"/>
-            </w:tcMar>
           </w:tcPr>
           <w:p>
-            <w:pPr>
-              <w:spacing w:before="0" w:after="0" w:line="276" w:lineRule="auto"/>
-            </w:pPr>
             <w:r>
-              <w:rPr>
-                <w:rFonts w:ascii="Calibri" w:hAnsi="Calibri"/>
-                <w:color w:val="1E293B"/>
-                <w:sz w:val="19"/>
-              </w:rPr>
-              <w:t xml:space="preserve">Validación atómica de inventario con bloqueos transaccionales </w:t>
-            </w:r>
-            <w:r>
-              <w:rPr>
-                <w:rFonts w:ascii="Consolas" w:hAnsi="Consolas"/>
-                <w:color w:val="C2410C"/>
-                <w:sz w:val="19"/>
-              </w:rPr>
-              <w:t>FOR UPDATE</w:t>
-            </w:r>
-            <w:r>
-              <w:rPr>
-                <w:rFonts w:ascii="Calibri" w:hAnsi="Calibri"/>
-                <w:color w:val="1E293B"/>
-                <w:sz w:val="19"/>
-              </w:rPr>
-              <w:t xml:space="preserve"> para impedir condiciones de carrera (</w:t>
-            </w:r>
-            <w:r>
-              <w:rPr>
-                <w:rFonts w:ascii="Calibri" w:hAnsi="Calibri"/>
-                <w:i/>
-                <w:color w:val="1E293B"/>
-                <w:sz w:val="19"/>
-              </w:rPr>
-              <w:t>race conditions</w:t>
-            </w:r>
-            <w:r>
-              <w:rPr>
-                <w:rFonts w:ascii="Calibri" w:hAnsi="Calibri"/>
-                <w:color w:val="1E293B"/>
-                <w:sz w:val="19"/>
-              </w:rPr>
-              <w:t xml:space="preserve"> / </w:t>
-            </w:r>
-            <w:r>
-              <w:rPr>
-                <w:rFonts w:ascii="Calibri" w:hAnsi="Calibri"/>
-                <w:i/>
-                <w:color w:val="1E293B"/>
-                <w:sz w:val="19"/>
-              </w:rPr>
-              <w:t>over-selling</w:t>
-            </w:r>
-            <w:r>
-              <w:rPr>
-                <w:rFonts w:ascii="Calibri" w:hAnsi="Calibri"/>
-                <w:color w:val="1E293B"/>
-                <w:sz w:val="19"/>
-              </w:rPr>
-              <w:t>).</w:t>
+              <w:t>Validación atómica de inventario con bloqueos transaccionales `FOR UPDATE` para impedir condiciones de carrera (*race conditions* / *over-selling*).</w:t>
             </w:r>
           </w:p>
         </w:tc>
         <w:tc>
           <w:tcPr>
             <w:tcW w:type="dxa" w:w="2340"/>
-            <w:vAlign w:val="center"/>
-            <w:tcMar>
-              <w:top w:w="120" w:type="dxa"/>
-              <w:bottom w:w="120" w:type="dxa"/>
-              <w:left w:w="150" w:type="dxa"/>
-              <w:right w:w="150" w:type="dxa"/>
-            </w:tcMar>
           </w:tcPr>
           <w:p>
-            <w:pPr>
-              <w:spacing w:before="0" w:after="0" w:line="276" w:lineRule="auto"/>
-            </w:pPr>
             <w:r>
-              <w:rPr>
-                <w:rFonts w:ascii="Consolas" w:hAnsi="Consolas"/>
-                <w:color w:val="C2410C"/>
-                <w:sz w:val="19"/>
-              </w:rPr>
-              <w:t>backend/src/infrastructure/repositories/pg.repositories.ts</w:t>
+              <w:t>`backend/src/infrastructure/repositories/pg.repositories.ts`</w:t>
             </w:r>
           </w:p>
         </w:tc>
       </w:tr>
       <w:tr>
-        <w:trPr>
-          <w:trHeight w:val="280"/>
-        </w:trPr>
         <w:tc>
           <w:tcPr>
             <w:tcW w:type="dxa" w:w="2340"/>
-            <w:vAlign w:val="center"/>
-            <w:tcMar>
-              <w:top w:w="120" w:type="dxa"/>
-              <w:bottom w:w="120" w:type="dxa"/>
-              <w:left w:w="150" w:type="dxa"/>
-              <w:right w:w="150" w:type="dxa"/>
-            </w:tcMar>
             <w:shd w:fill="F8FAFC"/>
           </w:tcPr>
           <w:p>
-            <w:pPr>
-              <w:spacing w:before="0" w:after="0" w:line="276" w:lineRule="auto"/>
-            </w:pPr>
             <w:r>
-              <w:rPr>
-                <w:rFonts w:ascii="Calibri" w:hAnsi="Calibri"/>
-                <w:b/>
-                <w:color w:val="1E293B"/>
-                <w:sz w:val="19"/>
-              </w:rPr>
-              <w:t>A05:2021</w:t>
+              <w:t>**A05:2021**</w:t>
             </w:r>
           </w:p>
         </w:tc>
         <w:tc>
           <w:tcPr>
             <w:tcW w:type="dxa" w:w="2340"/>
-            <w:vAlign w:val="center"/>
-            <w:tcMar>
-              <w:top w:w="120" w:type="dxa"/>
-              <w:bottom w:w="120" w:type="dxa"/>
-              <w:left w:w="150" w:type="dxa"/>
-              <w:right w:w="150" w:type="dxa"/>
-            </w:tcMar>
             <w:shd w:fill="F8FAFC"/>
           </w:tcPr>
           <w:p>
-            <w:pPr>
-              <w:spacing w:before="0" w:after="0" w:line="276" w:lineRule="auto"/>
-            </w:pPr>
             <w:r>
-              <w:rPr>
-                <w:rFonts w:ascii="Calibri" w:hAnsi="Calibri"/>
-                <w:b/>
-                <w:color w:val="1E293B"/>
-                <w:sz w:val="19"/>
-              </w:rPr>
-              <w:t>Security Misconfiguration</w:t>
-            </w:r>
-            <w:r>
-              <w:rPr>
-                <w:rFonts w:ascii="Calibri" w:hAnsi="Calibri"/>
-                <w:color w:val="1E293B"/>
-                <w:sz w:val="19"/>
-              </w:rPr>
-              <w:t xml:space="preserve"> (Configuración Errónea)</w:t>
+              <w:t>**Security Misconfiguration** (Configuración Errónea)</w:t>
             </w:r>
           </w:p>
         </w:tc>
         <w:tc>
           <w:tcPr>
             <w:tcW w:type="dxa" w:w="2340"/>
-            <w:vAlign w:val="center"/>
-            <w:tcMar>
-              <w:top w:w="120" w:type="dxa"/>
-              <w:bottom w:w="120" w:type="dxa"/>
-              <w:left w:w="150" w:type="dxa"/>
-              <w:right w:w="150" w:type="dxa"/>
-            </w:tcMar>
             <w:shd w:fill="F8FAFC"/>
           </w:tcPr>
           <w:p>
-            <w:pPr>
-              <w:spacing w:before="0" w:after="0" w:line="276" w:lineRule="auto"/>
-            </w:pPr>
             <w:r>
-              <w:rPr>
-                <w:rFonts w:ascii="Calibri" w:hAnsi="Calibri"/>
-                <w:color w:val="1E293B"/>
-                <w:sz w:val="19"/>
-              </w:rPr>
-              <w:t xml:space="preserve">Cabeceras HTTP endurecidas vía </w:t>
-            </w:r>
-            <w:r>
-              <w:rPr>
-                <w:rFonts w:ascii="Consolas" w:hAnsi="Consolas"/>
-                <w:color w:val="C2410C"/>
-                <w:sz w:val="19"/>
-              </w:rPr>
-              <w:t>helmet</w:t>
-            </w:r>
-            <w:r>
-              <w:rPr>
-                <w:rFonts w:ascii="Calibri" w:hAnsi="Calibri"/>
-                <w:color w:val="1E293B"/>
-                <w:sz w:val="19"/>
-              </w:rPr>
-              <w:t xml:space="preserve"> (HSTS, No-Sniff, Frameguard, X-XSS-Protection) y desactivación de divulgación de versiones (</w:t>
-            </w:r>
-            <w:r>
-              <w:rPr>
-                <w:rFonts w:ascii="Consolas" w:hAnsi="Consolas"/>
-                <w:color w:val="C2410C"/>
-                <w:sz w:val="19"/>
-              </w:rPr>
-              <w:t>X-Powered-By</w:t>
-            </w:r>
-            <w:r>
-              <w:rPr>
-                <w:rFonts w:ascii="Calibri" w:hAnsi="Calibri"/>
-                <w:color w:val="1E293B"/>
-                <w:sz w:val="19"/>
-              </w:rPr>
-              <w:t>).</w:t>
+              <w:t>Cabeceras HTTP endurecidas vía `helmet` (HSTS, No-Sniff, Frameguard, X-XSS-Protection) y desactivación de divulgación de versiones (`X-Powered-By`).</w:t>
             </w:r>
           </w:p>
         </w:tc>
         <w:tc>
           <w:tcPr>
             <w:tcW w:type="dxa" w:w="2340"/>
-            <w:vAlign w:val="center"/>
-            <w:tcMar>
-              <w:top w:w="120" w:type="dxa"/>
-              <w:bottom w:w="120" w:type="dxa"/>
-              <w:left w:w="150" w:type="dxa"/>
-              <w:right w:w="150" w:type="dxa"/>
-            </w:tcMar>
             <w:shd w:fill="F8FAFC"/>
           </w:tcPr>
           <w:p>
-            <w:pPr>
-              <w:spacing w:before="0" w:after="0" w:line="276" w:lineRule="auto"/>
-            </w:pPr>
             <w:r>
-              <w:rPr>
-                <w:rFonts w:ascii="Consolas" w:hAnsi="Consolas"/>
-                <w:color w:val="C2410C"/>
-                <w:sz w:val="19"/>
-              </w:rPr>
-              <w:t>backend/src/app.ts</w:t>
+              <w:t>`backend/src/app.ts`</w:t>
             </w:r>
           </w:p>
         </w:tc>
       </w:tr>
       <w:tr>
-        <w:trPr>
-          <w:trHeight w:val="280"/>
-        </w:trPr>
         <w:tc>
           <w:tcPr>
             <w:tcW w:type="dxa" w:w="2340"/>
-            <w:vAlign w:val="center"/>
-            <w:tcMar>
-              <w:top w:w="120" w:type="dxa"/>
-              <w:bottom w:w="120" w:type="dxa"/>
-              <w:left w:w="150" w:type="dxa"/>
-              <w:right w:w="150" w:type="dxa"/>
-            </w:tcMar>
           </w:tcPr>
           <w:p>
-            <w:pPr>
-              <w:spacing w:before="0" w:after="0" w:line="276" w:lineRule="auto"/>
-            </w:pPr>
             <w:r>
-              <w:rPr>
-                <w:rFonts w:ascii="Calibri" w:hAnsi="Calibri"/>
-                <w:b/>
-                <w:color w:val="1E293B"/>
-                <w:sz w:val="19"/>
-              </w:rPr>
-              <w:t>A06:2021</w:t>
+              <w:t>**A06:2021**</w:t>
             </w:r>
           </w:p>
         </w:tc>
         <w:tc>
           <w:tcPr>
             <w:tcW w:type="dxa" w:w="2340"/>
-            <w:vAlign w:val="center"/>
-            <w:tcMar>
-              <w:top w:w="120" w:type="dxa"/>
-              <w:bottom w:w="120" w:type="dxa"/>
-              <w:left w:w="150" w:type="dxa"/>
-              <w:right w:w="150" w:type="dxa"/>
-            </w:tcMar>
           </w:tcPr>
           <w:p>
-            <w:pPr>
-              <w:spacing w:before="0" w:after="0" w:line="276" w:lineRule="auto"/>
-            </w:pPr>
             <w:r>
-              <w:rPr>
-                <w:rFonts w:ascii="Calibri" w:hAnsi="Calibri"/>
-                <w:b/>
-                <w:color w:val="1E293B"/>
-                <w:sz w:val="19"/>
-              </w:rPr>
-              <w:t>Vulnerable and Outdated Components</w:t>
+              <w:t>**Vulnerable and Outdated Components**</w:t>
             </w:r>
           </w:p>
         </w:tc>
         <w:tc>
           <w:tcPr>
             <w:tcW w:type="dxa" w:w="2340"/>
-            <w:vAlign w:val="center"/>
-            <w:tcMar>
-              <w:top w:w="120" w:type="dxa"/>
-              <w:bottom w:w="120" w:type="dxa"/>
-              <w:left w:w="150" w:type="dxa"/>
-              <w:right w:w="150" w:type="dxa"/>
-            </w:tcMar>
           </w:tcPr>
           <w:p>
-            <w:pPr>
-              <w:spacing w:before="0" w:after="0" w:line="276" w:lineRule="auto"/>
-            </w:pPr>
             <w:r>
-              <w:rPr>
-                <w:rFonts w:ascii="Calibri" w:hAnsi="Calibri"/>
-                <w:color w:val="1E293B"/>
-                <w:sz w:val="19"/>
-              </w:rPr>
-              <w:t xml:space="preserve">Análisis automatizado de dependencias mediante </w:t>
-            </w:r>
-            <w:r>
-              <w:rPr>
-                <w:rFonts w:ascii="Consolas" w:hAnsi="Consolas"/>
-                <w:color w:val="C2410C"/>
-                <w:sz w:val="19"/>
-              </w:rPr>
-              <w:t>npm audit</w:t>
-            </w:r>
-            <w:r>
-              <w:rPr>
-                <w:rFonts w:ascii="Calibri" w:hAnsi="Calibri"/>
-                <w:color w:val="1E293B"/>
-                <w:sz w:val="19"/>
-              </w:rPr>
-              <w:t xml:space="preserve"> y pipelines de CI/CD en GitHub Actions.</w:t>
+              <w:t>Análisis automatizado de dependencias mediante `npm audit` y pipelines de CI/CD en GitHub Actions.</w:t>
             </w:r>
           </w:p>
         </w:tc>
         <w:tc>
           <w:tcPr>
             <w:tcW w:type="dxa" w:w="2340"/>
-            <w:vAlign w:val="center"/>
-            <w:tcMar>
-              <w:top w:w="120" w:type="dxa"/>
-              <w:bottom w:w="120" w:type="dxa"/>
-              <w:left w:w="150" w:type="dxa"/>
-              <w:right w:w="150" w:type="dxa"/>
-            </w:tcMar>
           </w:tcPr>
           <w:p>
-            <w:pPr>
-              <w:spacing w:before="0" w:after="0" w:line="276" w:lineRule="auto"/>
-            </w:pPr>
             <w:r>
-              <w:rPr>
-                <w:rFonts w:ascii="Consolas" w:hAnsi="Consolas"/>
-                <w:color w:val="C2410C"/>
-                <w:sz w:val="19"/>
-              </w:rPr>
-              <w:t>.github/workflows/ci-cd.yml</w:t>
+              <w:t>`.github/workflows/ci-cd.yml`</w:t>
             </w:r>
           </w:p>
         </w:tc>
       </w:tr>
       <w:tr>
-        <w:trPr>
-          <w:trHeight w:val="280"/>
-        </w:trPr>
         <w:tc>
           <w:tcPr>
             <w:tcW w:type="dxa" w:w="2340"/>
-            <w:vAlign w:val="center"/>
-            <w:tcMar>
-              <w:top w:w="120" w:type="dxa"/>
-              <w:bottom w:w="120" w:type="dxa"/>
-              <w:left w:w="150" w:type="dxa"/>
-              <w:right w:w="150" w:type="dxa"/>
-            </w:tcMar>
             <w:shd w:fill="F8FAFC"/>
           </w:tcPr>
           <w:p>
-            <w:pPr>
-              <w:spacing w:before="0" w:after="0" w:line="276" w:lineRule="auto"/>
-            </w:pPr>
             <w:r>
-              <w:rPr>
-                <w:rFonts w:ascii="Calibri" w:hAnsi="Calibri"/>
-                <w:b/>
-                <w:color w:val="1E293B"/>
-                <w:sz w:val="19"/>
-              </w:rPr>
-              <w:t>A07:2021</w:t>
+              <w:t>**A07:2021**</w:t>
             </w:r>
           </w:p>
         </w:tc>
         <w:tc>
           <w:tcPr>
             <w:tcW w:type="dxa" w:w="2340"/>
-            <w:vAlign w:val="center"/>
-            <w:tcMar>
-              <w:top w:w="120" w:type="dxa"/>
-              <w:bottom w:w="120" w:type="dxa"/>
-              <w:left w:w="150" w:type="dxa"/>
-              <w:right w:w="150" w:type="dxa"/>
-            </w:tcMar>
             <w:shd w:fill="F8FAFC"/>
           </w:tcPr>
           <w:p>
-            <w:pPr>
-              <w:spacing w:before="0" w:after="0" w:line="276" w:lineRule="auto"/>
-            </w:pPr>
             <w:r>
-              <w:rPr>
-                <w:rFonts w:ascii="Calibri" w:hAnsi="Calibri"/>
-                <w:b/>
-                <w:color w:val="1E293B"/>
-                <w:sz w:val="19"/>
-              </w:rPr>
-              <w:t>Identification and Auth Failures</w:t>
+              <w:t>**Identification and Auth Failures**</w:t>
             </w:r>
           </w:p>
         </w:tc>
         <w:tc>
           <w:tcPr>
             <w:tcW w:type="dxa" w:w="2340"/>
-            <w:vAlign w:val="center"/>
-            <w:tcMar>
-              <w:top w:w="120" w:type="dxa"/>
-              <w:bottom w:w="120" w:type="dxa"/>
-              <w:left w:w="150" w:type="dxa"/>
-              <w:right w:w="150" w:type="dxa"/>
-            </w:tcMar>
             <w:shd w:fill="F8FAFC"/>
           </w:tcPr>
           <w:p>
-            <w:pPr>
-              <w:spacing w:before="0" w:after="0" w:line="276" w:lineRule="auto"/>
-            </w:pPr>
             <w:r>
-              <w:rPr>
-                <w:rFonts w:ascii="Calibri" w:hAnsi="Calibri"/>
-                <w:color w:val="1E293B"/>
-                <w:sz w:val="19"/>
-              </w:rPr>
-              <w:t>Límite de intentos de autenticación (</w:t>
-            </w:r>
-            <w:r>
-              <w:rPr>
-                <w:rFonts w:ascii="Calibri" w:hAnsi="Calibri"/>
-                <w:i/>
-                <w:color w:val="1E293B"/>
-                <w:sz w:val="19"/>
-              </w:rPr>
-              <w:t>Rate Limiting</w:t>
-            </w:r>
-            <w:r>
-              <w:rPr>
-                <w:rFonts w:ascii="Calibri" w:hAnsi="Calibri"/>
-                <w:color w:val="1E293B"/>
-                <w:sz w:val="19"/>
-              </w:rPr>
-              <w:t xml:space="preserve"> de 20 intentos cada 15 min), expiración forzada de tokens JWT a las 24 horas.</w:t>
+              <w:t>Límite de intentos de autenticación (*Rate Limiting* de 20 intentos cada 15 min), expiración forzada de tokens JWT a 1 hora.</w:t>
             </w:r>
           </w:p>
         </w:tc>
         <w:tc>
           <w:tcPr>
             <w:tcW w:type="dxa" w:w="2340"/>
-            <w:vAlign w:val="center"/>
-            <w:tcMar>
-              <w:top w:w="120" w:type="dxa"/>
-              <w:bottom w:w="120" w:type="dxa"/>
-              <w:left w:w="150" w:type="dxa"/>
-              <w:right w:w="150" w:type="dxa"/>
-            </w:tcMar>
             <w:shd w:fill="F8FAFC"/>
           </w:tcPr>
           <w:p>
-            <w:pPr>
-              <w:spacing w:before="0" w:after="0" w:line="276" w:lineRule="auto"/>
-            </w:pPr>
             <w:r>
-              <w:rPr>
-                <w:rFonts w:ascii="Consolas" w:hAnsi="Consolas"/>
-                <w:color w:val="C2410C"/>
-                <w:sz w:val="19"/>
-              </w:rPr>
-              <w:t>backend/src/middlewares/rateLimit.middleware.ts</w:t>
+              <w:t>`backend/src/middlewares/rateLimit.middleware.ts`</w:t>
             </w:r>
           </w:p>
         </w:tc>
       </w:tr>
       <w:tr>
-        <w:trPr>
-          <w:trHeight w:val="280"/>
-        </w:trPr>
         <w:tc>
           <w:tcPr>
             <w:tcW w:type="dxa" w:w="2340"/>
-            <w:vAlign w:val="center"/>
-            <w:tcMar>
-              <w:top w:w="120" w:type="dxa"/>
-              <w:bottom w:w="120" w:type="dxa"/>
-              <w:left w:w="150" w:type="dxa"/>
-              <w:right w:w="150" w:type="dxa"/>
-            </w:tcMar>
           </w:tcPr>
           <w:p>
-            <w:pPr>
-              <w:spacing w:before="0" w:after="0" w:line="276" w:lineRule="auto"/>
-            </w:pPr>
             <w:r>
-              <w:rPr>
-                <w:rFonts w:ascii="Calibri" w:hAnsi="Calibri"/>
-                <w:b/>
-                <w:color w:val="1E293B"/>
-                <w:sz w:val="19"/>
-              </w:rPr>
-              <w:t>A08:2021</w:t>
+              <w:t>**A08:2021**</w:t>
             </w:r>
           </w:p>
         </w:tc>
         <w:tc>
           <w:tcPr>
             <w:tcW w:type="dxa" w:w="2340"/>
-            <w:vAlign w:val="center"/>
-            <w:tcMar>
-              <w:top w:w="120" w:type="dxa"/>
-              <w:bottom w:w="120" w:type="dxa"/>
-              <w:left w:w="150" w:type="dxa"/>
-              <w:right w:w="150" w:type="dxa"/>
-            </w:tcMar>
           </w:tcPr>
           <w:p>
-            <w:pPr>
-              <w:spacing w:before="0" w:after="0" w:line="276" w:lineRule="auto"/>
-            </w:pPr>
             <w:r>
-              <w:rPr>
-                <w:rFonts w:ascii="Calibri" w:hAnsi="Calibri"/>
-                <w:b/>
-                <w:color w:val="1E293B"/>
-                <w:sz w:val="19"/>
-              </w:rPr>
-              <w:t>Software and Data Integrity Failures</w:t>
+              <w:t>**Software and Data Integrity Failures**</w:t>
             </w:r>
           </w:p>
         </w:tc>
         <w:tc>
           <w:tcPr>
             <w:tcW w:type="dxa" w:w="2340"/>
-            <w:vAlign w:val="center"/>
-            <w:tcMar>
-              <w:top w:w="120" w:type="dxa"/>
-              <w:bottom w:w="120" w:type="dxa"/>
-              <w:left w:w="150" w:type="dxa"/>
-              <w:right w:w="150" w:type="dxa"/>
-            </w:tcMar>
           </w:tcPr>
           <w:p>
-            <w:pPr>
-              <w:spacing w:before="0" w:after="0" w:line="276" w:lineRule="auto"/>
-            </w:pPr>
             <w:r>
-              <w:rPr>
-                <w:rFonts w:ascii="Calibri" w:hAnsi="Calibri"/>
-                <w:color w:val="1E293B"/>
-                <w:sz w:val="19"/>
-              </w:rPr>
               <w:t>Integridad de respaldos mediante firmas SHA-256 e inmutabilidad de logs de auditoría de estados.</w:t>
             </w:r>
           </w:p>
@@ -1240,249 +462,87 @@
         <w:tc>
           <w:tcPr>
             <w:tcW w:type="dxa" w:w="2340"/>
-            <w:vAlign w:val="center"/>
-            <w:tcMar>
-              <w:top w:w="120" w:type="dxa"/>
-              <w:bottom w:w="120" w:type="dxa"/>
-              <w:left w:w="150" w:type="dxa"/>
-              <w:right w:w="150" w:type="dxa"/>
-            </w:tcMar>
           </w:tcPr>
           <w:p>
-            <w:pPr>
-              <w:spacing w:before="0" w:after="0" w:line="276" w:lineRule="auto"/>
-            </w:pPr>
             <w:r>
-              <w:rPr>
-                <w:rFonts w:ascii="Consolas" w:hAnsi="Consolas"/>
-                <w:color w:val="C2410C"/>
-                <w:sz w:val="19"/>
-              </w:rPr>
-              <w:t>database/backup_strategy.sh</w:t>
+              <w:t>`database/backup_strategy.sh`</w:t>
             </w:r>
           </w:p>
         </w:tc>
       </w:tr>
       <w:tr>
-        <w:trPr>
-          <w:trHeight w:val="280"/>
-        </w:trPr>
         <w:tc>
           <w:tcPr>
             <w:tcW w:type="dxa" w:w="2340"/>
-            <w:vAlign w:val="center"/>
-            <w:tcMar>
-              <w:top w:w="120" w:type="dxa"/>
-              <w:bottom w:w="120" w:type="dxa"/>
-              <w:left w:w="150" w:type="dxa"/>
-              <w:right w:w="150" w:type="dxa"/>
-            </w:tcMar>
             <w:shd w:fill="F8FAFC"/>
           </w:tcPr>
           <w:p>
-            <w:pPr>
-              <w:spacing w:before="0" w:after="0" w:line="276" w:lineRule="auto"/>
-            </w:pPr>
             <w:r>
-              <w:rPr>
-                <w:rFonts w:ascii="Calibri" w:hAnsi="Calibri"/>
-                <w:b/>
-                <w:color w:val="1E293B"/>
-                <w:sz w:val="19"/>
-              </w:rPr>
-              <w:t>A09:2021</w:t>
+              <w:t>**A09:2021**</w:t>
             </w:r>
           </w:p>
         </w:tc>
         <w:tc>
           <w:tcPr>
             <w:tcW w:type="dxa" w:w="2340"/>
-            <w:vAlign w:val="center"/>
-            <w:tcMar>
-              <w:top w:w="120" w:type="dxa"/>
-              <w:bottom w:w="120" w:type="dxa"/>
-              <w:left w:w="150" w:type="dxa"/>
-              <w:right w:w="150" w:type="dxa"/>
-            </w:tcMar>
             <w:shd w:fill="F8FAFC"/>
           </w:tcPr>
           <w:p>
-            <w:pPr>
-              <w:spacing w:before="0" w:after="0" w:line="276" w:lineRule="auto"/>
-            </w:pPr>
             <w:r>
-              <w:rPr>
-                <w:rFonts w:ascii="Calibri" w:hAnsi="Calibri"/>
-                <w:b/>
-                <w:color w:val="1E293B"/>
-                <w:sz w:val="19"/>
-              </w:rPr>
-              <w:t>Security Logging and Monitoring Failures</w:t>
+              <w:t>**Security Logging and Monitoring Failures**</w:t>
             </w:r>
           </w:p>
         </w:tc>
         <w:tc>
           <w:tcPr>
             <w:tcW w:type="dxa" w:w="2340"/>
-            <w:vAlign w:val="center"/>
-            <w:tcMar>
-              <w:top w:w="120" w:type="dxa"/>
-              <w:bottom w:w="120" w:type="dxa"/>
-              <w:left w:w="150" w:type="dxa"/>
-              <w:right w:w="150" w:type="dxa"/>
-            </w:tcMar>
             <w:shd w:fill="F8FAFC"/>
           </w:tcPr>
           <w:p>
-            <w:pPr>
-              <w:spacing w:before="0" w:after="0" w:line="276" w:lineRule="auto"/>
-            </w:pPr>
             <w:r>
-              <w:rPr>
-                <w:rFonts w:ascii="Calibri" w:hAnsi="Calibri"/>
-                <w:color w:val="1E293B"/>
-                <w:sz w:val="19"/>
-              </w:rPr>
-              <w:t xml:space="preserve">Registro estructurado de eventos HTTP mediante </w:t>
-            </w:r>
-            <w:r>
-              <w:rPr>
-                <w:rFonts w:ascii="Consolas" w:hAnsi="Consolas"/>
-                <w:color w:val="C2410C"/>
-                <w:sz w:val="19"/>
-              </w:rPr>
-              <w:t>morgan</w:t>
-            </w:r>
-            <w:r>
-              <w:rPr>
-                <w:rFonts w:ascii="Calibri" w:hAnsi="Calibri"/>
-                <w:color w:val="1E293B"/>
-                <w:sz w:val="19"/>
-              </w:rPr>
-              <w:t xml:space="preserve"> y tabla de auditoría dedicada </w:t>
-            </w:r>
-            <w:r>
-              <w:rPr>
-                <w:rFonts w:ascii="Consolas" w:hAnsi="Consolas"/>
-                <w:color w:val="C2410C"/>
-                <w:sz w:val="19"/>
-              </w:rPr>
-              <w:t>order_status_history</w:t>
-            </w:r>
-            <w:r>
-              <w:rPr>
-                <w:rFonts w:ascii="Calibri" w:hAnsi="Calibri"/>
-                <w:color w:val="1E293B"/>
-                <w:sz w:val="19"/>
-              </w:rPr>
-              <w:t xml:space="preserve"> con marcas temporales y usuarios responsables.</w:t>
+              <w:t>Registro estructurado de eventos HTTP mediante `morgan` y tabla de auditoría dedicada `order_status_history` con marcas temporales y usuarios responsables.</w:t>
             </w:r>
           </w:p>
         </w:tc>
         <w:tc>
           <w:tcPr>
             <w:tcW w:type="dxa" w:w="2340"/>
-            <w:vAlign w:val="center"/>
-            <w:tcMar>
-              <w:top w:w="120" w:type="dxa"/>
-              <w:bottom w:w="120" w:type="dxa"/>
-              <w:left w:w="150" w:type="dxa"/>
-              <w:right w:w="150" w:type="dxa"/>
-            </w:tcMar>
             <w:shd w:fill="F8FAFC"/>
           </w:tcPr>
           <w:p>
-            <w:pPr>
-              <w:spacing w:before="0" w:after="0" w:line="276" w:lineRule="auto"/>
-            </w:pPr>
             <w:r>
-              <w:rPr>
-                <w:rFonts w:ascii="Consolas" w:hAnsi="Consolas"/>
-                <w:color w:val="C2410C"/>
-                <w:sz w:val="19"/>
-              </w:rPr>
-              <w:t>database/schema.sql</w:t>
+              <w:t>`database/schema.sql`</w:t>
             </w:r>
           </w:p>
         </w:tc>
       </w:tr>
       <w:tr>
-        <w:trPr>
-          <w:trHeight w:val="280"/>
-        </w:trPr>
         <w:tc>
           <w:tcPr>
             <w:tcW w:type="dxa" w:w="2340"/>
-            <w:vAlign w:val="center"/>
-            <w:tcMar>
-              <w:top w:w="120" w:type="dxa"/>
-              <w:bottom w:w="120" w:type="dxa"/>
-              <w:left w:w="150" w:type="dxa"/>
-              <w:right w:w="150" w:type="dxa"/>
-            </w:tcMar>
           </w:tcPr>
           <w:p>
-            <w:pPr>
-              <w:spacing w:before="0" w:after="0" w:line="276" w:lineRule="auto"/>
-            </w:pPr>
             <w:r>
-              <w:rPr>
-                <w:rFonts w:ascii="Calibri" w:hAnsi="Calibri"/>
-                <w:b/>
-                <w:color w:val="1E293B"/>
-                <w:sz w:val="19"/>
-              </w:rPr>
-              <w:t>A10:2021</w:t>
+              <w:t>**A10:2021**</w:t>
             </w:r>
           </w:p>
         </w:tc>
         <w:tc>
           <w:tcPr>
             <w:tcW w:type="dxa" w:w="2340"/>
-            <w:vAlign w:val="center"/>
-            <w:tcMar>
-              <w:top w:w="120" w:type="dxa"/>
-              <w:bottom w:w="120" w:type="dxa"/>
-              <w:left w:w="150" w:type="dxa"/>
-              <w:right w:w="150" w:type="dxa"/>
-            </w:tcMar>
           </w:tcPr>
           <w:p>
-            <w:pPr>
-              <w:spacing w:before="0" w:after="0" w:line="276" w:lineRule="auto"/>
-            </w:pPr>
             <w:r>
-              <w:rPr>
-                <w:rFonts w:ascii="Calibri" w:hAnsi="Calibri"/>
-                <w:b/>
-                <w:color w:val="1E293B"/>
-                <w:sz w:val="19"/>
-              </w:rPr>
-              <w:t>Server-Side Request Forgery (SSRF)</w:t>
+              <w:t>**Server-Side Request Forgery (SSRF)**</w:t>
             </w:r>
           </w:p>
         </w:tc>
         <w:tc>
           <w:tcPr>
             <w:tcW w:type="dxa" w:w="2340"/>
-            <w:vAlign w:val="center"/>
-            <w:tcMar>
-              <w:top w:w="120" w:type="dxa"/>
-              <w:bottom w:w="120" w:type="dxa"/>
-              <w:left w:w="150" w:type="dxa"/>
-              <w:right w:w="150" w:type="dxa"/>
-            </w:tcMar>
           </w:tcPr>
           <w:p>
-            <w:pPr>
-              <w:spacing w:before="0" w:after="0" w:line="276" w:lineRule="auto"/>
-            </w:pPr>
             <w:r>
-              <w:rPr>
-                <w:rFonts w:ascii="Calibri" w:hAnsi="Calibri"/>
-                <w:color w:val="1E293B"/>
-                <w:sz w:val="19"/>
-              </w:rPr>
               <w:t>Restricción de URLs externas en el catálogo a dominios de confianza validados por esquemas Zod.</w:t>
             </w:r>
           </w:p>
@@ -1490,35 +550,16 @@
         <w:tc>
           <w:tcPr>
             <w:tcW w:type="dxa" w:w="2340"/>
-            <w:vAlign w:val="center"/>
-            <w:tcMar>
-              <w:top w:w="120" w:type="dxa"/>
-              <w:bottom w:w="120" w:type="dxa"/>
-              <w:left w:w="150" w:type="dxa"/>
-              <w:right w:w="150" w:type="dxa"/>
-            </w:tcMar>
           </w:tcPr>
           <w:p>
-            <w:pPr>
-              <w:spacing w:before="0" w:after="0" w:line="276" w:lineRule="auto"/>
-            </w:pPr>
             <w:r>
-              <w:rPr>
-                <w:rFonts w:ascii="Consolas" w:hAnsi="Consolas"/>
-                <w:color w:val="C2410C"/>
-                <w:sz w:val="19"/>
-              </w:rPr>
-              <w:t>backend/src/infrastructure/validators/schemas.ts</w:t>
+              <w:t>`backend/src/infrastructure/validators/schemas.ts`</w:t>
             </w:r>
           </w:p>
         </w:tc>
       </w:tr>
     </w:tbl>
-    <w:p>
-      <w:pPr>
-        <w:spacing w:before="0" w:after="120"/>
-      </w:pPr>
-    </w:p>
+    <w:p/>
     <w:sectPr>
       <w:pgSz w:w="12240" w:h="15840"/>
       <w:pgMar w:top="1440" w:right="1440" w:bottom="1440" w:left="1440" w:header="720" w:footer="720" w:gutter="0"/>
